--- a/sample/Gods-Ways-formatted.docx
+++ b/sample/Gods-Ways-formatted.docx
@@ -258,7 +258,6 @@
     <w:p>
       <w:pPr>
         <w:sectPr>
-          <w:footerReference w:type="default" r:id="rId7"/>
           <w:pgSz w:w="8640" w:h="12960" w:orient="portrait"/>
           <w:pgMar w:top="1152" w:right="1080" w:bottom="1080" w:left="1080" w:header="576" w:footer="576" w:gutter="0"/>
           <w:pgNumType/>
@@ -1654,7 +1653,6 @@
     <w:p>
       <w:pPr>
         <w:sectPr>
-          <w:footerReference w:type="default" r:id="rId8"/>
           <w:type w:val="oddPage"/>
           <w:pgSz w:w="8640" w:h="12960" w:orient="portrait"/>
           <w:pgMar w:top="1152" w:right="1080" w:bottom="1080" w:left="1080" w:header="576" w:footer="576" w:gutter="0"/>
@@ -2930,7 +2928,6 @@
     <w:p>
       <w:pPr>
         <w:sectPr>
-          <w:footerReference w:type="default" r:id="rId9"/>
           <w:type w:val="oddPage"/>
           <w:pgSz w:w="8640" w:h="12960" w:orient="portrait"/>
           <w:pgMar w:top="1152" w:right="1080" w:bottom="1080" w:left="1080" w:header="576" w:footer="576" w:gutter="0"/>
@@ -4465,7 +4462,6 @@
     <w:p>
       <w:pPr>
         <w:sectPr>
-          <w:footerReference w:type="default" r:id="rId10"/>
           <w:type w:val="oddPage"/>
           <w:pgSz w:w="8640" w:h="12960" w:orient="portrait"/>
           <w:pgMar w:top="1152" w:right="1080" w:bottom="1080" w:left="1080" w:header="576" w:footer="576" w:gutter="0"/>
@@ -5806,7 +5802,6 @@
     <w:p>
       <w:pPr>
         <w:sectPr>
-          <w:footerReference w:type="default" r:id="rId11"/>
           <w:type w:val="oddPage"/>
           <w:pgSz w:w="8640" w:h="12960" w:orient="portrait"/>
           <w:pgMar w:top="1152" w:right="1080" w:bottom="1080" w:left="1080" w:header="576" w:footer="576" w:gutter="0"/>
@@ -7274,7 +7269,6 @@
     <w:p>
       <w:pPr>
         <w:sectPr>
-          <w:footerReference w:type="default" r:id="rId12"/>
           <w:type w:val="oddPage"/>
           <w:pgSz w:w="8640" w:h="12960" w:orient="portrait"/>
           <w:pgMar w:top="1152" w:right="1080" w:bottom="1080" w:left="1080" w:header="576" w:footer="576" w:gutter="0"/>
@@ -8723,7 +8717,6 @@
     <w:p>
       <w:pPr>
         <w:sectPr>
-          <w:footerReference w:type="default" r:id="rId13"/>
           <w:type w:val="oddPage"/>
           <w:pgSz w:w="8640" w:h="12960" w:orient="portrait"/>
           <w:pgMar w:top="1152" w:right="1080" w:bottom="1080" w:left="1080" w:header="576" w:footer="576" w:gutter="0"/>
@@ -10317,7 +10310,6 @@
     <w:p>
       <w:pPr>
         <w:sectPr>
-          <w:footerReference w:type="default" r:id="rId14"/>
           <w:type w:val="oddPage"/>
           <w:pgSz w:w="8640" w:h="12960" w:orient="portrait"/>
           <w:pgMar w:top="1152" w:right="1080" w:bottom="1080" w:left="1080" w:header="576" w:footer="576" w:gutter="0"/>
@@ -11739,7 +11731,6 @@
     <w:p>
       <w:pPr>
         <w:sectPr>
-          <w:footerReference w:type="default" r:id="rId15"/>
           <w:type w:val="oddPage"/>
           <w:pgSz w:w="8640" w:h="12960" w:orient="portrait"/>
           <w:pgMar w:top="1152" w:right="1080" w:bottom="1080" w:left="1080" w:header="576" w:footer="576" w:gutter="0"/>
@@ -13697,7 +13688,6 @@
     <w:p>
       <w:pPr>
         <w:sectPr>
-          <w:footerReference w:type="default" r:id="rId16"/>
           <w:type w:val="oddPage"/>
           <w:pgSz w:w="8640" w:h="12960" w:orient="portrait"/>
           <w:pgMar w:top="1152" w:right="1080" w:bottom="1080" w:left="1080" w:header="576" w:footer="576" w:gutter="0"/>
@@ -16011,7 +16001,6 @@
       </w:r>
     </w:p>
     <w:sectPr>
-      <w:footerReference w:type="default" r:id="rId17"/>
       <w:type w:val="oddPage"/>
       <w:pgSz w:w="8640" w:h="12960" w:orient="portrait"/>
       <w:pgMar w:top="1152" w:right="1080" w:bottom="1080" w:left="1080" w:header="576" w:footer="576" w:gutter="0"/>
@@ -16061,248 +16050,6 @@
     </w:p>
   </w:endnote>
 </w:endnotes>
-</file>
-
-<file path=word/footer1.xml><?xml version="1.0" encoding="utf-8"?>
-<w:ftr xmlns:wpc="http://schemas.microsoft.com/office/word/2010/wordprocessingCanvas" xmlns:mc="http://schemas.openxmlformats.org/markup-compatibility/2006" xmlns:o="urn:schemas-microsoft-com:office:office" xmlns:r="http://schemas.openxmlformats.org/officeDocument/2006/relationships" xmlns:m="http://schemas.openxmlformats.org/officeDocument/2006/math" xmlns:v="urn:schemas-microsoft-com:vml" xmlns:wp14="http://schemas.microsoft.com/office/word/2010/wordprocessingDrawing" xmlns:wp="http://schemas.openxmlformats.org/drawingml/2006/wordprocessingDrawing" xmlns:w10="urn:schemas-microsoft-com:office:word" xmlns:w="http://schemas.openxmlformats.org/wordprocessingml/2006/main" xmlns:w14="http://schemas.microsoft.com/office/word/2010/wordml" xmlns:w15="http://schemas.microsoft.com/office/word/2012/wordml" xmlns:wpg="http://schemas.microsoft.com/office/word/2010/wordprocessingGroup" xmlns:wpi="http://schemas.microsoft.com/office/word/2010/wordprocessingInk" xmlns:wne="http://schemas.microsoft.com/office/word/2006/wordml" xmlns:wps="http://schemas.microsoft.com/office/word/2010/wordprocessingShape">
-  <w:p>
-    <w:pPr>
-      <w:jc w:val="center"/>
-    </w:pPr>
-    <w:r>
-      <w:rPr>
-        <w:rFonts w:ascii="Palatino Linotype" w:cs="Palatino Linotype" w:eastAsia="Palatino Linotype" w:hAnsi="Palatino Linotype"/>
-        <w:color w:val="000000"/>
-        <w:sz w:val="25"/>
-        <w:szCs w:val="25"/>
-      </w:rPr>
-      <w:fldChar w:fldCharType="begin"/>
-      <w:instrText xml:space="preserve">PAGE</w:instrText>
-      <w:fldChar w:fldCharType="separate"/>
-      <w:fldChar w:fldCharType="end"/>
-    </w:r>
-  </w:p>
-</w:ftr>
-</file>
-
-<file path=word/footer10.xml><?xml version="1.0" encoding="utf-8"?>
-<w:ftr xmlns:wpc="http://schemas.microsoft.com/office/word/2010/wordprocessingCanvas" xmlns:mc="http://schemas.openxmlformats.org/markup-compatibility/2006" xmlns:o="urn:schemas-microsoft-com:office:office" xmlns:r="http://schemas.openxmlformats.org/officeDocument/2006/relationships" xmlns:m="http://schemas.openxmlformats.org/officeDocument/2006/math" xmlns:v="urn:schemas-microsoft-com:vml" xmlns:wp14="http://schemas.microsoft.com/office/word/2010/wordprocessingDrawing" xmlns:wp="http://schemas.openxmlformats.org/drawingml/2006/wordprocessingDrawing" xmlns:w10="urn:schemas-microsoft-com:office:word" xmlns:w="http://schemas.openxmlformats.org/wordprocessingml/2006/main" xmlns:w14="http://schemas.microsoft.com/office/word/2010/wordml" xmlns:w15="http://schemas.microsoft.com/office/word/2012/wordml" xmlns:wpg="http://schemas.microsoft.com/office/word/2010/wordprocessingGroup" xmlns:wpi="http://schemas.microsoft.com/office/word/2010/wordprocessingInk" xmlns:wne="http://schemas.microsoft.com/office/word/2006/wordml" xmlns:wps="http://schemas.microsoft.com/office/word/2010/wordprocessingShape">
-  <w:p>
-    <w:pPr>
-      <w:jc w:val="center"/>
-    </w:pPr>
-    <w:r>
-      <w:rPr>
-        <w:rFonts w:ascii="Palatino Linotype" w:cs="Palatino Linotype" w:eastAsia="Palatino Linotype" w:hAnsi="Palatino Linotype"/>
-        <w:color w:val="000000"/>
-        <w:sz w:val="25"/>
-        <w:szCs w:val="25"/>
-      </w:rPr>
-      <w:fldChar w:fldCharType="begin"/>
-      <w:instrText xml:space="preserve">PAGE</w:instrText>
-      <w:fldChar w:fldCharType="separate"/>
-      <w:fldChar w:fldCharType="end"/>
-    </w:r>
-  </w:p>
-</w:ftr>
-</file>
-
-<file path=word/footer11.xml><?xml version="1.0" encoding="utf-8"?>
-<w:ftr xmlns:wpc="http://schemas.microsoft.com/office/word/2010/wordprocessingCanvas" xmlns:mc="http://schemas.openxmlformats.org/markup-compatibility/2006" xmlns:o="urn:schemas-microsoft-com:office:office" xmlns:r="http://schemas.openxmlformats.org/officeDocument/2006/relationships" xmlns:m="http://schemas.openxmlformats.org/officeDocument/2006/math" xmlns:v="urn:schemas-microsoft-com:vml" xmlns:wp14="http://schemas.microsoft.com/office/word/2010/wordprocessingDrawing" xmlns:wp="http://schemas.openxmlformats.org/drawingml/2006/wordprocessingDrawing" xmlns:w10="urn:schemas-microsoft-com:office:word" xmlns:w="http://schemas.openxmlformats.org/wordprocessingml/2006/main" xmlns:w14="http://schemas.microsoft.com/office/word/2010/wordml" xmlns:w15="http://schemas.microsoft.com/office/word/2012/wordml" xmlns:wpg="http://schemas.microsoft.com/office/word/2010/wordprocessingGroup" xmlns:wpi="http://schemas.microsoft.com/office/word/2010/wordprocessingInk" xmlns:wne="http://schemas.microsoft.com/office/word/2006/wordml" xmlns:wps="http://schemas.microsoft.com/office/word/2010/wordprocessingShape">
-  <w:p>
-    <w:pPr>
-      <w:jc w:val="center"/>
-    </w:pPr>
-    <w:r>
-      <w:rPr>
-        <w:rFonts w:ascii="Palatino Linotype" w:cs="Palatino Linotype" w:eastAsia="Palatino Linotype" w:hAnsi="Palatino Linotype"/>
-        <w:color w:val="000000"/>
-        <w:sz w:val="25"/>
-        <w:szCs w:val="25"/>
-      </w:rPr>
-      <w:fldChar w:fldCharType="begin"/>
-      <w:instrText xml:space="preserve">PAGE</w:instrText>
-      <w:fldChar w:fldCharType="separate"/>
-      <w:fldChar w:fldCharType="end"/>
-    </w:r>
-  </w:p>
-</w:ftr>
-</file>
-
-<file path=word/footer2.xml><?xml version="1.0" encoding="utf-8"?>
-<w:ftr xmlns:wpc="http://schemas.microsoft.com/office/word/2010/wordprocessingCanvas" xmlns:mc="http://schemas.openxmlformats.org/markup-compatibility/2006" xmlns:o="urn:schemas-microsoft-com:office:office" xmlns:r="http://schemas.openxmlformats.org/officeDocument/2006/relationships" xmlns:m="http://schemas.openxmlformats.org/officeDocument/2006/math" xmlns:v="urn:schemas-microsoft-com:vml" xmlns:wp14="http://schemas.microsoft.com/office/word/2010/wordprocessingDrawing" xmlns:wp="http://schemas.openxmlformats.org/drawingml/2006/wordprocessingDrawing" xmlns:w10="urn:schemas-microsoft-com:office:word" xmlns:w="http://schemas.openxmlformats.org/wordprocessingml/2006/main" xmlns:w14="http://schemas.microsoft.com/office/word/2010/wordml" xmlns:w15="http://schemas.microsoft.com/office/word/2012/wordml" xmlns:wpg="http://schemas.microsoft.com/office/word/2010/wordprocessingGroup" xmlns:wpi="http://schemas.microsoft.com/office/word/2010/wordprocessingInk" xmlns:wne="http://schemas.microsoft.com/office/word/2006/wordml" xmlns:wps="http://schemas.microsoft.com/office/word/2010/wordprocessingShape">
-  <w:p>
-    <w:pPr>
-      <w:jc w:val="center"/>
-    </w:pPr>
-    <w:r>
-      <w:rPr>
-        <w:rFonts w:ascii="Palatino Linotype" w:cs="Palatino Linotype" w:eastAsia="Palatino Linotype" w:hAnsi="Palatino Linotype"/>
-        <w:color w:val="000000"/>
-        <w:sz w:val="25"/>
-        <w:szCs w:val="25"/>
-      </w:rPr>
-      <w:fldChar w:fldCharType="begin"/>
-      <w:instrText xml:space="preserve">PAGE</w:instrText>
-      <w:fldChar w:fldCharType="separate"/>
-      <w:fldChar w:fldCharType="end"/>
-    </w:r>
-  </w:p>
-</w:ftr>
-</file>
-
-<file path=word/footer3.xml><?xml version="1.0" encoding="utf-8"?>
-<w:ftr xmlns:wpc="http://schemas.microsoft.com/office/word/2010/wordprocessingCanvas" xmlns:mc="http://schemas.openxmlformats.org/markup-compatibility/2006" xmlns:o="urn:schemas-microsoft-com:office:office" xmlns:r="http://schemas.openxmlformats.org/officeDocument/2006/relationships" xmlns:m="http://schemas.openxmlformats.org/officeDocument/2006/math" xmlns:v="urn:schemas-microsoft-com:vml" xmlns:wp14="http://schemas.microsoft.com/office/word/2010/wordprocessingDrawing" xmlns:wp="http://schemas.openxmlformats.org/drawingml/2006/wordprocessingDrawing" xmlns:w10="urn:schemas-microsoft-com:office:word" xmlns:w="http://schemas.openxmlformats.org/wordprocessingml/2006/main" xmlns:w14="http://schemas.microsoft.com/office/word/2010/wordml" xmlns:w15="http://schemas.microsoft.com/office/word/2012/wordml" xmlns:wpg="http://schemas.microsoft.com/office/word/2010/wordprocessingGroup" xmlns:wpi="http://schemas.microsoft.com/office/word/2010/wordprocessingInk" xmlns:wne="http://schemas.microsoft.com/office/word/2006/wordml" xmlns:wps="http://schemas.microsoft.com/office/word/2010/wordprocessingShape">
-  <w:p>
-    <w:pPr>
-      <w:jc w:val="center"/>
-    </w:pPr>
-    <w:r>
-      <w:rPr>
-        <w:rFonts w:ascii="Palatino Linotype" w:cs="Palatino Linotype" w:eastAsia="Palatino Linotype" w:hAnsi="Palatino Linotype"/>
-        <w:color w:val="000000"/>
-        <w:sz w:val="25"/>
-        <w:szCs w:val="25"/>
-      </w:rPr>
-      <w:fldChar w:fldCharType="begin"/>
-      <w:instrText xml:space="preserve">PAGE</w:instrText>
-      <w:fldChar w:fldCharType="separate"/>
-      <w:fldChar w:fldCharType="end"/>
-    </w:r>
-  </w:p>
-</w:ftr>
-</file>
-
-<file path=word/footer4.xml><?xml version="1.0" encoding="utf-8"?>
-<w:ftr xmlns:wpc="http://schemas.microsoft.com/office/word/2010/wordprocessingCanvas" xmlns:mc="http://schemas.openxmlformats.org/markup-compatibility/2006" xmlns:o="urn:schemas-microsoft-com:office:office" xmlns:r="http://schemas.openxmlformats.org/officeDocument/2006/relationships" xmlns:m="http://schemas.openxmlformats.org/officeDocument/2006/math" xmlns:v="urn:schemas-microsoft-com:vml" xmlns:wp14="http://schemas.microsoft.com/office/word/2010/wordprocessingDrawing" xmlns:wp="http://schemas.openxmlformats.org/drawingml/2006/wordprocessingDrawing" xmlns:w10="urn:schemas-microsoft-com:office:word" xmlns:w="http://schemas.openxmlformats.org/wordprocessingml/2006/main" xmlns:w14="http://schemas.microsoft.com/office/word/2010/wordml" xmlns:w15="http://schemas.microsoft.com/office/word/2012/wordml" xmlns:wpg="http://schemas.microsoft.com/office/word/2010/wordprocessingGroup" xmlns:wpi="http://schemas.microsoft.com/office/word/2010/wordprocessingInk" xmlns:wne="http://schemas.microsoft.com/office/word/2006/wordml" xmlns:wps="http://schemas.microsoft.com/office/word/2010/wordprocessingShape">
-  <w:p>
-    <w:pPr>
-      <w:jc w:val="center"/>
-    </w:pPr>
-    <w:r>
-      <w:rPr>
-        <w:rFonts w:ascii="Palatino Linotype" w:cs="Palatino Linotype" w:eastAsia="Palatino Linotype" w:hAnsi="Palatino Linotype"/>
-        <w:color w:val="000000"/>
-        <w:sz w:val="25"/>
-        <w:szCs w:val="25"/>
-      </w:rPr>
-      <w:fldChar w:fldCharType="begin"/>
-      <w:instrText xml:space="preserve">PAGE</w:instrText>
-      <w:fldChar w:fldCharType="separate"/>
-      <w:fldChar w:fldCharType="end"/>
-    </w:r>
-  </w:p>
-</w:ftr>
-</file>
-
-<file path=word/footer5.xml><?xml version="1.0" encoding="utf-8"?>
-<w:ftr xmlns:wpc="http://schemas.microsoft.com/office/word/2010/wordprocessingCanvas" xmlns:mc="http://schemas.openxmlformats.org/markup-compatibility/2006" xmlns:o="urn:schemas-microsoft-com:office:office" xmlns:r="http://schemas.openxmlformats.org/officeDocument/2006/relationships" xmlns:m="http://schemas.openxmlformats.org/officeDocument/2006/math" xmlns:v="urn:schemas-microsoft-com:vml" xmlns:wp14="http://schemas.microsoft.com/office/word/2010/wordprocessingDrawing" xmlns:wp="http://schemas.openxmlformats.org/drawingml/2006/wordprocessingDrawing" xmlns:w10="urn:schemas-microsoft-com:office:word" xmlns:w="http://schemas.openxmlformats.org/wordprocessingml/2006/main" xmlns:w14="http://schemas.microsoft.com/office/word/2010/wordml" xmlns:w15="http://schemas.microsoft.com/office/word/2012/wordml" xmlns:wpg="http://schemas.microsoft.com/office/word/2010/wordprocessingGroup" xmlns:wpi="http://schemas.microsoft.com/office/word/2010/wordprocessingInk" xmlns:wne="http://schemas.microsoft.com/office/word/2006/wordml" xmlns:wps="http://schemas.microsoft.com/office/word/2010/wordprocessingShape">
-  <w:p>
-    <w:pPr>
-      <w:jc w:val="center"/>
-    </w:pPr>
-    <w:r>
-      <w:rPr>
-        <w:rFonts w:ascii="Palatino Linotype" w:cs="Palatino Linotype" w:eastAsia="Palatino Linotype" w:hAnsi="Palatino Linotype"/>
-        <w:color w:val="000000"/>
-        <w:sz w:val="25"/>
-        <w:szCs w:val="25"/>
-      </w:rPr>
-      <w:fldChar w:fldCharType="begin"/>
-      <w:instrText xml:space="preserve">PAGE</w:instrText>
-      <w:fldChar w:fldCharType="separate"/>
-      <w:fldChar w:fldCharType="end"/>
-    </w:r>
-  </w:p>
-</w:ftr>
-</file>
-
-<file path=word/footer6.xml><?xml version="1.0" encoding="utf-8"?>
-<w:ftr xmlns:wpc="http://schemas.microsoft.com/office/word/2010/wordprocessingCanvas" xmlns:mc="http://schemas.openxmlformats.org/markup-compatibility/2006" xmlns:o="urn:schemas-microsoft-com:office:office" xmlns:r="http://schemas.openxmlformats.org/officeDocument/2006/relationships" xmlns:m="http://schemas.openxmlformats.org/officeDocument/2006/math" xmlns:v="urn:schemas-microsoft-com:vml" xmlns:wp14="http://schemas.microsoft.com/office/word/2010/wordprocessingDrawing" xmlns:wp="http://schemas.openxmlformats.org/drawingml/2006/wordprocessingDrawing" xmlns:w10="urn:schemas-microsoft-com:office:word" xmlns:w="http://schemas.openxmlformats.org/wordprocessingml/2006/main" xmlns:w14="http://schemas.microsoft.com/office/word/2010/wordml" xmlns:w15="http://schemas.microsoft.com/office/word/2012/wordml" xmlns:wpg="http://schemas.microsoft.com/office/word/2010/wordprocessingGroup" xmlns:wpi="http://schemas.microsoft.com/office/word/2010/wordprocessingInk" xmlns:wne="http://schemas.microsoft.com/office/word/2006/wordml" xmlns:wps="http://schemas.microsoft.com/office/word/2010/wordprocessingShape">
-  <w:p>
-    <w:pPr>
-      <w:jc w:val="center"/>
-    </w:pPr>
-    <w:r>
-      <w:rPr>
-        <w:rFonts w:ascii="Palatino Linotype" w:cs="Palatino Linotype" w:eastAsia="Palatino Linotype" w:hAnsi="Palatino Linotype"/>
-        <w:color w:val="000000"/>
-        <w:sz w:val="25"/>
-        <w:szCs w:val="25"/>
-      </w:rPr>
-      <w:fldChar w:fldCharType="begin"/>
-      <w:instrText xml:space="preserve">PAGE</w:instrText>
-      <w:fldChar w:fldCharType="separate"/>
-      <w:fldChar w:fldCharType="end"/>
-    </w:r>
-  </w:p>
-</w:ftr>
-</file>
-
-<file path=word/footer7.xml><?xml version="1.0" encoding="utf-8"?>
-<w:ftr xmlns:wpc="http://schemas.microsoft.com/office/word/2010/wordprocessingCanvas" xmlns:mc="http://schemas.openxmlformats.org/markup-compatibility/2006" xmlns:o="urn:schemas-microsoft-com:office:office" xmlns:r="http://schemas.openxmlformats.org/officeDocument/2006/relationships" xmlns:m="http://schemas.openxmlformats.org/officeDocument/2006/math" xmlns:v="urn:schemas-microsoft-com:vml" xmlns:wp14="http://schemas.microsoft.com/office/word/2010/wordprocessingDrawing" xmlns:wp="http://schemas.openxmlformats.org/drawingml/2006/wordprocessingDrawing" xmlns:w10="urn:schemas-microsoft-com:office:word" xmlns:w="http://schemas.openxmlformats.org/wordprocessingml/2006/main" xmlns:w14="http://schemas.microsoft.com/office/word/2010/wordml" xmlns:w15="http://schemas.microsoft.com/office/word/2012/wordml" xmlns:wpg="http://schemas.microsoft.com/office/word/2010/wordprocessingGroup" xmlns:wpi="http://schemas.microsoft.com/office/word/2010/wordprocessingInk" xmlns:wne="http://schemas.microsoft.com/office/word/2006/wordml" xmlns:wps="http://schemas.microsoft.com/office/word/2010/wordprocessingShape">
-  <w:p>
-    <w:pPr>
-      <w:jc w:val="center"/>
-    </w:pPr>
-    <w:r>
-      <w:rPr>
-        <w:rFonts w:ascii="Palatino Linotype" w:cs="Palatino Linotype" w:eastAsia="Palatino Linotype" w:hAnsi="Palatino Linotype"/>
-        <w:color w:val="000000"/>
-        <w:sz w:val="25"/>
-        <w:szCs w:val="25"/>
-      </w:rPr>
-      <w:fldChar w:fldCharType="begin"/>
-      <w:instrText xml:space="preserve">PAGE</w:instrText>
-      <w:fldChar w:fldCharType="separate"/>
-      <w:fldChar w:fldCharType="end"/>
-    </w:r>
-  </w:p>
-</w:ftr>
-</file>
-
-<file path=word/footer8.xml><?xml version="1.0" encoding="utf-8"?>
-<w:ftr xmlns:wpc="http://schemas.microsoft.com/office/word/2010/wordprocessingCanvas" xmlns:mc="http://schemas.openxmlformats.org/markup-compatibility/2006" xmlns:o="urn:schemas-microsoft-com:office:office" xmlns:r="http://schemas.openxmlformats.org/officeDocument/2006/relationships" xmlns:m="http://schemas.openxmlformats.org/officeDocument/2006/math" xmlns:v="urn:schemas-microsoft-com:vml" xmlns:wp14="http://schemas.microsoft.com/office/word/2010/wordprocessingDrawing" xmlns:wp="http://schemas.openxmlformats.org/drawingml/2006/wordprocessingDrawing" xmlns:w10="urn:schemas-microsoft-com:office:word" xmlns:w="http://schemas.openxmlformats.org/wordprocessingml/2006/main" xmlns:w14="http://schemas.microsoft.com/office/word/2010/wordml" xmlns:w15="http://schemas.microsoft.com/office/word/2012/wordml" xmlns:wpg="http://schemas.microsoft.com/office/word/2010/wordprocessingGroup" xmlns:wpi="http://schemas.microsoft.com/office/word/2010/wordprocessingInk" xmlns:wne="http://schemas.microsoft.com/office/word/2006/wordml" xmlns:wps="http://schemas.microsoft.com/office/word/2010/wordprocessingShape">
-  <w:p>
-    <w:pPr>
-      <w:jc w:val="center"/>
-    </w:pPr>
-    <w:r>
-      <w:rPr>
-        <w:rFonts w:ascii="Palatino Linotype" w:cs="Palatino Linotype" w:eastAsia="Palatino Linotype" w:hAnsi="Palatino Linotype"/>
-        <w:color w:val="000000"/>
-        <w:sz w:val="25"/>
-        <w:szCs w:val="25"/>
-      </w:rPr>
-      <w:fldChar w:fldCharType="begin"/>
-      <w:instrText xml:space="preserve">PAGE</w:instrText>
-      <w:fldChar w:fldCharType="separate"/>
-      <w:fldChar w:fldCharType="end"/>
-    </w:r>
-  </w:p>
-</w:ftr>
-</file>
-
-<file path=word/footer9.xml><?xml version="1.0" encoding="utf-8"?>
-<w:ftr xmlns:wpc="http://schemas.microsoft.com/office/word/2010/wordprocessingCanvas" xmlns:mc="http://schemas.openxmlformats.org/markup-compatibility/2006" xmlns:o="urn:schemas-microsoft-com:office:office" xmlns:r="http://schemas.openxmlformats.org/officeDocument/2006/relationships" xmlns:m="http://schemas.openxmlformats.org/officeDocument/2006/math" xmlns:v="urn:schemas-microsoft-com:vml" xmlns:wp14="http://schemas.microsoft.com/office/word/2010/wordprocessingDrawing" xmlns:wp="http://schemas.openxmlformats.org/drawingml/2006/wordprocessingDrawing" xmlns:w10="urn:schemas-microsoft-com:office:word" xmlns:w="http://schemas.openxmlformats.org/wordprocessingml/2006/main" xmlns:w14="http://schemas.microsoft.com/office/word/2010/wordml" xmlns:w15="http://schemas.microsoft.com/office/word/2012/wordml" xmlns:wpg="http://schemas.microsoft.com/office/word/2010/wordprocessingGroup" xmlns:wpi="http://schemas.microsoft.com/office/word/2010/wordprocessingInk" xmlns:wne="http://schemas.microsoft.com/office/word/2006/wordml" xmlns:wps="http://schemas.microsoft.com/office/word/2010/wordprocessingShape">
-  <w:p>
-    <w:pPr>
-      <w:jc w:val="center"/>
-    </w:pPr>
-    <w:r>
-      <w:rPr>
-        <w:rFonts w:ascii="Palatino Linotype" w:cs="Palatino Linotype" w:eastAsia="Palatino Linotype" w:hAnsi="Palatino Linotype"/>
-        <w:color w:val="000000"/>
-        <w:sz w:val="25"/>
-        <w:szCs w:val="25"/>
-      </w:rPr>
-      <w:fldChar w:fldCharType="begin"/>
-      <w:instrText xml:space="preserve">PAGE</w:instrText>
-      <w:fldChar w:fldCharType="separate"/>
-      <w:fldChar w:fldCharType="end"/>
-    </w:r>
-  </w:p>
-</w:ftr>
 </file>
 
 <file path=word/footnotes.xml><?xml version="1.0" encoding="utf-8"?>
